--- a/ocr_results/1. ОБРАЗЦЫ РУКОПИСНОГО ТЕКСТА/ТАКТ51-01.08МФО.docx
+++ b/ocr_results/1. ОБРАЗЦЫ РУКОПИСНОГО ТЕКСТА/ТАКТ51-01.08МФО.docx
@@ -14,7 +14,13 @@
     <w:p>
       <w:r>
         <w:rPr/>
-        <w:t>Заводской № 50468</w:t>
+        <w:t xml:space="preserve">Заводской № </w:t>
+      </w:r>
+      <w:r>
+        <w:rPr>
+          <w:highlight w:val="yellow"/>
+        </w:rPr>
+        <w:t>50468</w:t>
       </w:r>
     </w:p>
     <w:p>
@@ -287,6 +293,7 @@
             <w:r>
               <w:rPr>
                 <w:b/>
+                <w:highlight w:val="yellow"/>
               </w:rPr>
               <w:t>40468</w:t>
             </w:r>
@@ -326,6 +333,7 @@
             <w:r>
               <w:rPr>
                 <w:b/>
+                <w:highlight w:val="yellow"/>
               </w:rPr>
               <w:t>Работоспособна</w:t>
             </w:r>
@@ -339,6 +347,7 @@
             <w:r>
               <w:rPr>
                 <w:b/>
+                <w:highlight w:val="yellow"/>
               </w:rPr>
               <w:t>Контролер ОТК Пискунов Д.В.</w:t>
             </w:r>
@@ -386,7 +395,9 @@
           </w:tcPr>
           <w:p>
             <w:r>
-              <w:rPr/>
+              <w:rPr>
+                <w:highlight w:val="yellow"/>
+              </w:rPr>
               <w:t>Работоспособна</w:t>
             </w:r>
           </w:p>
@@ -397,7 +408,9 @@
           </w:tcPr>
           <w:p>
             <w:r>
-              <w:rPr/>
+              <w:rPr>
+                <w:highlight w:val="yellow"/>
+              </w:rPr>
               <w:t>Контролер ОТК Пискунов Д.В.</w:t>
             </w:r>
           </w:p>
@@ -1000,7 +1013,9 @@
           </w:tcPr>
           <w:p>
             <w:r>
-              <w:rPr/>
+              <w:rPr>
+                <w:highlight w:val="yellow"/>
+              </w:rPr>
               <w:t>40468</w:t>
             </w:r>
           </w:p>
@@ -1069,7 +1084,9 @@
           </w:tcPr>
           <w:p>
             <w:r>
-              <w:rPr/>
+              <w:rPr>
+                <w:highlight w:val="yellow"/>
+              </w:rPr>
               <w:t>3694</w:t>
             </w:r>
           </w:p>
@@ -1138,7 +1155,9 @@
           </w:tcPr>
           <w:p>
             <w:r>
-              <w:rPr/>
+              <w:rPr>
+                <w:highlight w:val="yellow"/>
+              </w:rPr>
               <w:t>025280</w:t>
             </w:r>
           </w:p>
@@ -1179,7 +1198,13 @@
     <w:p>
       <w:r>
         <w:rPr/>
-        <w:t>3) Коробка переходная — 1 С1844</w:t>
+        <w:t xml:space="preserve">3) Коробка переходная — 1 </w:t>
+      </w:r>
+      <w:r>
+        <w:rPr>
+          <w:highlight w:val="yellow"/>
+        </w:rPr>
+        <w:t>С1844</w:t>
       </w:r>
     </w:p>
     <w:p>
@@ -1191,7 +1216,13 @@
     <w:p>
       <w:r>
         <w:rPr/>
-        <w:t>4) Блок реле (БР) — 1 Т25555</w:t>
+        <w:t xml:space="preserve">4) Блок реле (БР) — 1 </w:t>
+      </w:r>
+      <w:r>
+        <w:rPr>
+          <w:highlight w:val="yellow"/>
+        </w:rPr>
+        <w:t>Т25555</w:t>
       </w:r>
     </w:p>
     <w:p>
@@ -1203,7 +1234,13 @@
     <w:p>
       <w:r>
         <w:rPr/>
-        <w:t>5) Блок сопротивлений — 1 Ц9081</w:t>
+        <w:t xml:space="preserve">5) Блок сопротивлений — 1 </w:t>
+      </w:r>
+      <w:r>
+        <w:rPr>
+          <w:highlight w:val="yellow"/>
+        </w:rPr>
+        <w:t>Ц9081</w:t>
       </w:r>
     </w:p>
     <w:p>
@@ -1215,7 +1252,13 @@
     <w:p>
       <w:r>
         <w:rPr/>
-        <w:t>6) Устройство согласующее — 1 Ц6561</w:t>
+        <w:t xml:space="preserve">6) Устройство согласующее — 1 </w:t>
+      </w:r>
+      <w:r>
+        <w:rPr>
+          <w:highlight w:val="yellow"/>
+        </w:rPr>
+        <w:t>Ц6561</w:t>
       </w:r>
     </w:p>
     <w:p>
@@ -1227,7 +1270,13 @@
     <w:p>
       <w:r>
         <w:rPr/>
-        <w:t>7) Коммутационная петля (КВ) — 1 С4866</w:t>
+        <w:t xml:space="preserve">7) Коммутационная петля (КВ) — 1 </w:t>
+      </w:r>
+      <w:r>
+        <w:rPr>
+          <w:highlight w:val="yellow"/>
+        </w:rPr>
+        <w:t>С4866</w:t>
       </w:r>
     </w:p>
     <w:p>
@@ -1251,7 +1300,13 @@
     <w:p>
       <w:r>
         <w:rPr/>
-        <w:t>9) Блок контроля временных интервалов — 1 С1984</w:t>
+        <w:t xml:space="preserve">9) Блок контроля временных интервалов — 1 </w:t>
+      </w:r>
+      <w:r>
+        <w:rPr>
+          <w:highlight w:val="yellow"/>
+        </w:rPr>
+        <w:t>С1984</w:t>
       </w:r>
     </w:p>
     <w:p>
@@ -1263,7 +1318,13 @@
     <w:p>
       <w:r>
         <w:rPr/>
-        <w:t>10) Блок высоковольтных и точных измерений — 1 У9936</w:t>
+        <w:t xml:space="preserve">10) Блок высоковольтных и точных измерений — 1 </w:t>
+      </w:r>
+      <w:r>
+        <w:rPr>
+          <w:highlight w:val="yellow"/>
+        </w:rPr>
+        <w:t>У9936</w:t>
       </w:r>
     </w:p>
     <w:p>
@@ -1275,7 +1336,13 @@
     <w:p>
       <w:r>
         <w:rPr/>
-        <w:t>11) Блок импульсных и времен импульсных измерений — 1 С4466</w:t>
+        <w:t xml:space="preserve">11) Блок импульсных и времен импульсных измерений — 1 </w:t>
+      </w:r>
+      <w:r>
+        <w:rPr>
+          <w:highlight w:val="yellow"/>
+        </w:rPr>
+        <w:t>С4466</w:t>
       </w:r>
     </w:p>
     <w:p>
@@ -1287,7 +1354,13 @@
     <w:p>
       <w:r>
         <w:rPr/>
-        <w:t>12) Блок коммутации для контроля системы автоматики — 1 Г6840</w:t>
+        <w:t xml:space="preserve">12) Блок коммутации для контроля системы автоматики — 1 </w:t>
+      </w:r>
+      <w:r>
+        <w:rPr>
+          <w:highlight w:val="yellow"/>
+        </w:rPr>
+        <w:t>Г6840</w:t>
       </w:r>
     </w:p>
     <w:p>
@@ -1299,13 +1372,24 @@
     <w:p>
       <w:r>
         <w:rPr/>
-        <w:t>13) Блок фильтров — 2 Т4973</w:t>
-      </w:r>
-      <w:r>
+        <w:t xml:space="preserve">13) Блок фильтров — 2 </w:t>
+      </w:r>
+      <w:r>
+        <w:rPr>
+          <w:highlight w:val="yellow"/>
+        </w:rPr>
+        <w:t>Т4973</w:t>
+      </w:r>
+      <w:r>
+        <w:rPr>
+          <w:highlight w:val="yellow"/>
+        </w:rPr>
         <w:br/>
       </w:r>
       <w:r>
-        <w:rPr/>
+        <w:rPr>
+          <w:highlight w:val="yellow"/>
+        </w:rPr>
         <w:t>Т5013</w:t>
       </w:r>
     </w:p>
@@ -1411,7 +1495,13 @@
     <w:p>
       <w:r>
         <w:rPr/>
-        <w:t>— 1 C4556</w:t>
+        <w:t xml:space="preserve">— 1 </w:t>
+      </w:r>
+      <w:r>
+        <w:rPr>
+          <w:highlight w:val="yellow"/>
+        </w:rPr>
+        <w:t>C4556</w:t>
       </w:r>
     </w:p>
     <w:p>
@@ -1432,13 +1522,24 @@
     <w:p>
       <w:r>
         <w:rPr/>
-        <w:t>— 2 C8K56</w:t>
-      </w:r>
-      <w:r>
+        <w:t xml:space="preserve">— 2 </w:t>
+      </w:r>
+      <w:r>
+        <w:rPr>
+          <w:highlight w:val="yellow"/>
+        </w:rPr>
+        <w:t>C8K56</w:t>
+      </w:r>
+      <w:r>
+        <w:rPr>
+          <w:highlight w:val="yellow"/>
+        </w:rPr>
         <w:br/>
       </w:r>
       <w:r>
-        <w:rPr/>
+        <w:rPr>
+          <w:highlight w:val="yellow"/>
+        </w:rPr>
         <w:t>T2385</w:t>
       </w:r>
     </w:p>
@@ -1460,13 +1561,24 @@
     <w:p>
       <w:r>
         <w:rPr/>
-        <w:t>— 2 T53X3</w:t>
-      </w:r>
-      <w:r>
+        <w:t xml:space="preserve">— 2 </w:t>
+      </w:r>
+      <w:r>
+        <w:rPr>
+          <w:highlight w:val="yellow"/>
+        </w:rPr>
+        <w:t>T53X3</w:t>
+      </w:r>
+      <w:r>
+        <w:rPr>
+          <w:highlight w:val="yellow"/>
+        </w:rPr>
         <w:br/>
       </w:r>
       <w:r>
-        <w:rPr/>
+        <w:rPr>
+          <w:highlight w:val="yellow"/>
+        </w:rPr>
         <w:t>T5453</w:t>
       </w:r>
     </w:p>
@@ -1530,7 +1642,13 @@
     <w:p>
       <w:r>
         <w:rPr/>
-        <w:t>— 1 J5204</w:t>
+        <w:t xml:space="preserve">— 1 </w:t>
+      </w:r>
+      <w:r>
+        <w:rPr>
+          <w:highlight w:val="yellow"/>
+        </w:rPr>
+        <w:t>J5204</w:t>
       </w:r>
     </w:p>
     <w:p>
@@ -1551,7 +1669,13 @@
     <w:p>
       <w:r>
         <w:rPr/>
-        <w:t>— 1 C4485</w:t>
+        <w:t xml:space="preserve">— 1 </w:t>
+      </w:r>
+      <w:r>
+        <w:rPr>
+          <w:highlight w:val="yellow"/>
+        </w:rPr>
+        <w:t>C4485</w:t>
       </w:r>
     </w:p>
     <w:p>
@@ -2221,7 +2345,9 @@
           </w:tcPr>
           <w:p>
             <w:r>
-              <w:rPr/>
+              <w:rPr>
+                <w:highlight w:val="yellow"/>
+              </w:rPr>
               <w:t>С4924</w:t>
             </w:r>
           </w:p>
@@ -2497,7 +2623,9 @@
           </w:tcPr>
           <w:p>
             <w:r>
-              <w:rPr/>
+              <w:rPr>
+                <w:highlight w:val="yellow"/>
+              </w:rPr>
               <w:t>С4455</w:t>
             </w:r>
           </w:p>
@@ -2566,7 +2694,9 @@
           </w:tcPr>
           <w:p>
             <w:r>
-              <w:rPr/>
+              <w:rPr>
+                <w:highlight w:val="yellow"/>
+              </w:rPr>
               <w:t>С4625</w:t>
             </w:r>
           </w:p>
@@ -2635,7 +2765,9 @@
           </w:tcPr>
           <w:p>
             <w:r>
-              <w:rPr/>
+              <w:rPr>
+                <w:highlight w:val="yellow"/>
+              </w:rPr>
               <w:t>Г5044</w:t>
             </w:r>
           </w:p>
@@ -2738,7 +2870,9 @@
           </w:tcPr>
           <w:p>
             <w:r>
-              <w:rPr/>
+              <w:rPr>
+                <w:highlight w:val="yellow"/>
+              </w:rPr>
               <w:t>Г5495</w:t>
             </w:r>
           </w:p>
@@ -2869,7 +3003,9 @@
           </w:tcPr>
           <w:p>
             <w:r>
-              <w:rPr/>
+              <w:rPr>
+                <w:highlight w:val="yellow"/>
+              </w:rPr>
               <w:t>Г2428</w:t>
             </w:r>
           </w:p>
@@ -2937,7 +3073,9 @@
           </w:tcPr>
           <w:p>
             <w:r>
-              <w:rPr/>
+              <w:rPr>
+                <w:highlight w:val="yellow"/>
+              </w:rPr>
               <w:t>5125</w:t>
             </w:r>
           </w:p>
@@ -3000,7 +3138,9 @@
           </w:tcPr>
           <w:p>
             <w:r>
-              <w:rPr/>
+              <w:rPr>
+                <w:highlight w:val="yellow"/>
+              </w:rPr>
               <w:t>А5185</w:t>
             </w:r>
           </w:p>
@@ -3189,7 +3329,9 @@
           </w:tcPr>
           <w:p>
             <w:r>
-              <w:rPr/>
+              <w:rPr>
+                <w:highlight w:val="yellow"/>
+              </w:rPr>
               <w:t>29</w:t>
             </w:r>
           </w:p>
@@ -3257,7 +3399,9 @@
           </w:tcPr>
           <w:p>
             <w:r>
-              <w:rPr/>
+              <w:rPr>
+                <w:highlight w:val="yellow"/>
+              </w:rPr>
               <w:t>20</w:t>
             </w:r>
           </w:p>
@@ -3320,7 +3464,9 @@
           </w:tcPr>
           <w:p>
             <w:r>
-              <w:rPr/>
+              <w:rPr>
+                <w:highlight w:val="yellow"/>
+              </w:rPr>
               <w:t>14</w:t>
             </w:r>
           </w:p>
@@ -3383,7 +3529,9 @@
           </w:tcPr>
           <w:p>
             <w:r>
-              <w:rPr/>
+              <w:rPr>
+                <w:highlight w:val="yellow"/>
+              </w:rPr>
               <w:t>Г9021</w:t>
             </w:r>
           </w:p>
@@ -3866,7 +4014,9 @@
         <w:br/>
       </w:r>
       <w:r>
-        <w:rPr/>
+        <w:rPr>
+          <w:highlight w:val="yellow"/>
+        </w:rPr>
         <w:t>[неразборчиво]</w:t>
       </w:r>
     </w:p>
@@ -3900,7 +4050,9 @@
         <w:br/>
       </w:r>
       <w:r>
-        <w:rPr/>
+        <w:rPr>
+          <w:highlight w:val="yellow"/>
+        </w:rPr>
         <w:t>[неразборчиво]</w:t>
       </w:r>
     </w:p>
@@ -3934,7 +4086,9 @@
         <w:br/>
       </w:r>
       <w:r>
-        <w:rPr/>
+        <w:rPr>
+          <w:highlight w:val="yellow"/>
+        </w:rPr>
         <w:t>[неразборчиво]</w:t>
       </w:r>
     </w:p>
@@ -3968,7 +4122,9 @@
         <w:br/>
       </w:r>
       <w:r>
-        <w:rPr/>
+        <w:rPr>
+          <w:highlight w:val="yellow"/>
+        </w:rPr>
         <w:t>[неразборчиво]</w:t>
       </w:r>
     </w:p>
@@ -4002,7 +4158,9 @@
         <w:br/>
       </w:r>
       <w:r>
-        <w:rPr/>
+        <w:rPr>
+          <w:highlight w:val="yellow"/>
+        </w:rPr>
         <w:t>[неразборчиво]</w:t>
       </w:r>
     </w:p>
@@ -4036,7 +4194,9 @@
         <w:br/>
       </w:r>
       <w:r>
-        <w:rPr/>
+        <w:rPr>
+          <w:highlight w:val="yellow"/>
+        </w:rPr>
         <w:t>[неразборчиво]</w:t>
       </w:r>
     </w:p>
@@ -4070,7 +4230,9 @@
         <w:br/>
       </w:r>
       <w:r>
-        <w:rPr/>
+        <w:rPr>
+          <w:highlight w:val="yellow"/>
+        </w:rPr>
         <w:t>[неразборчиво]</w:t>
       </w:r>
     </w:p>
@@ -4104,7 +4266,9 @@
         <w:br/>
       </w:r>
       <w:r>
-        <w:rPr/>
+        <w:rPr>
+          <w:highlight w:val="yellow"/>
+        </w:rPr>
         <w:t>[неразборчиво]</w:t>
       </w:r>
     </w:p>
@@ -4144,43 +4308,85 @@
     <w:p>
       <w:r>
         <w:rPr/>
-        <w:t>ТАКТ51.80.380-07* закоротка — 1 29214</w:t>
+        <w:t xml:space="preserve">ТАКТ51.80.380-07* закоротка — 1 </w:t>
+      </w:r>
+      <w:r>
+        <w:rPr>
+          <w:highlight w:val="yellow"/>
+        </w:rPr>
+        <w:t>29214</w:t>
       </w:r>
     </w:p>
     <w:p>
       <w:r>
         <w:rPr/>
-        <w:t>ТАКТ51.80.380-08* закоротка — 1 29444</w:t>
+        <w:t xml:space="preserve">ТАКТ51.80.380-08* закоротка — 1 </w:t>
+      </w:r>
+      <w:r>
+        <w:rPr>
+          <w:highlight w:val="yellow"/>
+        </w:rPr>
+        <w:t>29444</w:t>
       </w:r>
     </w:p>
     <w:p>
       <w:r>
         <w:rPr/>
-        <w:t>ТАКТ51.80.380-09* закоротка — 1 20545</w:t>
+        <w:t xml:space="preserve">ТАКТ51.80.380-09* закоротка — 1 </w:t>
+      </w:r>
+      <w:r>
+        <w:rPr>
+          <w:highlight w:val="yellow"/>
+        </w:rPr>
+        <w:t>20545</w:t>
       </w:r>
     </w:p>
     <w:p>
       <w:r>
         <w:rPr/>
-        <w:t>ТАКТ51.80.380-12* закоротка — 1 20645</w:t>
+        <w:t xml:space="preserve">ТАКТ51.80.380-12* закоротка — 1 </w:t>
+      </w:r>
+      <w:r>
+        <w:rPr>
+          <w:highlight w:val="yellow"/>
+        </w:rPr>
+        <w:t>20645</w:t>
       </w:r>
     </w:p>
     <w:p>
       <w:r>
         <w:rPr/>
-        <w:t>ТАКТ51.80.380-13* закоротка — 1 20495</w:t>
+        <w:t xml:space="preserve">ТАКТ51.80.380-13* закоротка — 1 </w:t>
+      </w:r>
+      <w:r>
+        <w:rPr>
+          <w:highlight w:val="yellow"/>
+        </w:rPr>
+        <w:t>20495</w:t>
       </w:r>
     </w:p>
     <w:p>
       <w:r>
         <w:rPr/>
-        <w:t>ТАКТ51.80.390* закоротка БПИ — 1 34651</w:t>
+        <w:t xml:space="preserve">ТАКТ51.80.390* закоротка БПИ — 1 </w:t>
+      </w:r>
+      <w:r>
+        <w:rPr>
+          <w:highlight w:val="yellow"/>
+        </w:rPr>
+        <w:t>34651</w:t>
       </w:r>
     </w:p>
     <w:p>
       <w:r>
         <w:rPr/>
-        <w:t>ТАКТ51.80.520* закоротка — 1 10488</w:t>
+        <w:t xml:space="preserve">ТАКТ51.80.520* закоротка — 1 </w:t>
+      </w:r>
+      <w:r>
+        <w:rPr>
+          <w:highlight w:val="yellow"/>
+        </w:rPr>
+        <w:t>10488</w:t>
       </w:r>
     </w:p>
     <w:p>
@@ -4767,7 +4973,13 @@
       </w:r>
       <w:r>
         <w:rPr/>
-        <w:t>— 1 E5302</w:t>
+        <w:t xml:space="preserve">— 1 </w:t>
+      </w:r>
+      <w:r>
+        <w:rPr>
+          <w:highlight w:val="yellow"/>
+        </w:rPr>
+        <w:t>E5302</w:t>
       </w:r>
       <w:r>
         <w:br/>
@@ -4788,7 +5000,13 @@
       </w:r>
       <w:r>
         <w:rPr/>
-        <w:t>— 1 P5492</w:t>
+        <w:t xml:space="preserve">— 1 </w:t>
+      </w:r>
+      <w:r>
+        <w:rPr>
+          <w:highlight w:val="yellow"/>
+        </w:rPr>
+        <w:t>P5492</w:t>
       </w:r>
       <w:r>
         <w:br/>
@@ -4809,7 +5027,13 @@
       </w:r>
       <w:r>
         <w:rPr/>
-        <w:t>— 1 L1925</w:t>
+        <w:t xml:space="preserve">— 1 </w:t>
+      </w:r>
+      <w:r>
+        <w:rPr>
+          <w:highlight w:val="yellow"/>
+        </w:rPr>
+        <w:t>L1925</w:t>
       </w:r>
       <w:r>
         <w:br/>
@@ -5242,7 +5466,9 @@
           </w:tcPr>
           <w:p>
             <w:r>
-              <w:rPr/>
+              <w:rPr>
+                <w:highlight w:val="yellow"/>
+              </w:rPr>
               <w:t>12290</w:t>
             </w:r>
           </w:p>
@@ -5310,7 +5536,9 @@
           </w:tcPr>
           <w:p>
             <w:r>
-              <w:rPr/>
+              <w:rPr>
+                <w:highlight w:val="yellow"/>
+              </w:rPr>
               <w:t>94598</w:t>
             </w:r>
           </w:p>
@@ -6339,7 +6567,9 @@
           </w:tcPr>
           <w:p>
             <w:r>
-              <w:rPr/>
+              <w:rPr>
+                <w:highlight w:val="yellow"/>
+              </w:rPr>
               <w:t>3695</w:t>
             </w:r>
           </w:p>
@@ -6403,7 +6633,9 @@
           </w:tcPr>
           <w:p>
             <w:r>
-              <w:rPr/>
+              <w:rPr>
+                <w:highlight w:val="yellow"/>
+              </w:rPr>
               <w:t>Т4563</w:t>
             </w:r>
           </w:p>
@@ -6460,7 +6692,9 @@
           </w:tcPr>
           <w:p>
             <w:r>
-              <w:rPr/>
+              <w:rPr>
+                <w:highlight w:val="yellow"/>
+              </w:rPr>
               <w:t>С6366</w:t>
             </w:r>
           </w:p>
@@ -6477,43 +6711,117 @@
     <w:p>
       <w:r>
         <w:rPr/>
-        <w:t>ТАКТ51.16.000 3) Блок звуковой сигнализации — 1 43181</w:t>
+        <w:t xml:space="preserve">ТАКТ51.16.000 3) Блок звуковой сигнализации — 1 </w:t>
+      </w:r>
+      <w:r>
+        <w:rPr>
+          <w:highlight w:val="yellow"/>
+        </w:rPr>
+        <w:t>43181</w:t>
       </w:r>
     </w:p>
     <w:p>
       <w:r>
         <w:rPr/>
-        <w:t>ТАКТ51.51.000 4) Блок вычислителя цифрового (БВЦ) — 1 24820</w:t>
+        <w:t xml:space="preserve">ТАКТ51.51.000 4) Блок вычислителя цифрового (БВЦ) — 1 </w:t>
+      </w:r>
+      <w:r>
+        <w:rPr>
+          <w:highlight w:val="yellow"/>
+        </w:rPr>
+        <w:t>24820</w:t>
       </w:r>
     </w:p>
     <w:p>
       <w:r>
         <w:rPr/>
-        <w:t>ТФУ164* 5) Блок фотоумножителя в том числе: — 1 384</w:t>
+        <w:t xml:space="preserve">ТФУ164* 5) Блок фотоумножителя в том числе: — 1 </w:t>
+      </w:r>
+      <w:r>
+        <w:rPr>
+          <w:highlight w:val="yellow"/>
+        </w:rPr>
+        <w:t>384</w:t>
       </w:r>
     </w:p>
     <w:p>
       <w:r>
         <w:rPr/>
-        <w:t>Источник бета-излучения БИС-МНА-1 ТУ95.1068-83 — 1 454</w:t>
+        <w:t xml:space="preserve">Источник бета-излучения БИС-МНА-1 ТУ95.1068-83 — 1 </w:t>
+      </w:r>
+      <w:r>
+        <w:rPr>
+          <w:highlight w:val="yellow"/>
+        </w:rPr>
+        <w:t>454</w:t>
       </w:r>
     </w:p>
     <w:p>
       <w:r>
         <w:rPr/>
-        <w:t>Паспорт сИЗ.411.006ПС — 1 1353 ТАКТ51-01.08М-Ш1/6 Уложен в кармане чехла</w:t>
+        <w:t xml:space="preserve">Паспорт сИЗ.411.006ПС — 1 </w:t>
+      </w:r>
+      <w:r>
+        <w:rPr>
+          <w:highlight w:val="yellow"/>
+        </w:rPr>
+        <w:t>1353</w:t>
+      </w:r>
+      <w:r>
+        <w:rPr/>
+        <w:t xml:space="preserve"> ТАКТ51-01.08М-Ш1/6 Уложен в кармане чехла</w:t>
       </w:r>
     </w:p>
     <w:p>
       <w:r>
         <w:rPr/>
-        <w:t>ТП515-01* 6) Подставка — 1 40468 ТАКТ51-01.08М-Ш2/6</w:t>
+        <w:t xml:space="preserve">ТП515-01* 6) Подставка — 1 </w:t>
+      </w:r>
+      <w:r>
+        <w:rPr>
+          <w:highlight w:val="yellow"/>
+        </w:rPr>
+        <w:t>40468</w:t>
+      </w:r>
+      <w:r>
+        <w:rPr/>
+        <w:t xml:space="preserve"> ТАКТ51-01.08М-Ш2/6</w:t>
       </w:r>
     </w:p>
     <w:p>
       <w:r>
         <w:rPr/>
-        <w:t>Дата изготовления источника «25» апреля 2006 г.</w:t>
+        <w:t>Дата изготовления источника «</w:t>
+      </w:r>
+      <w:r>
+        <w:rPr>
+          <w:highlight w:val="yellow"/>
+        </w:rPr>
+        <w:t>25</w:t>
+      </w:r>
+      <w:r>
+        <w:rPr/>
+        <w:t xml:space="preserve">» </w:t>
+      </w:r>
+      <w:r>
+        <w:rPr>
+          <w:highlight w:val="yellow"/>
+        </w:rPr>
+        <w:t>апреля</w:t>
+      </w:r>
+      <w:r>
+        <w:rPr/>
+        <w:t xml:space="preserve"> </w:t>
+      </w:r>
+      <w:r>
+        <w:rPr>
+          <w:highlight w:val="yellow"/>
+        </w:rPr>
+        <w:t>2006</w:t>
+      </w:r>
+      <w:r>
+        <w:rPr/>
+        <w:t xml:space="preserve"> г.</w:t>
       </w:r>
     </w:p>
     <w:p>
@@ -6694,7 +7002,9 @@
           </w:tcPr>
           <w:p>
             <w:r>
-              <w:rPr/>
+              <w:rPr>
+                <w:highlight w:val="yellow"/>
+              </w:rPr>
               <w:t>174626</w:t>
             </w:r>
           </w:p>
@@ -6773,7 +7083,9 @@
           </w:tcPr>
           <w:p>
             <w:r>
-              <w:rPr/>
+              <w:rPr>
+                <w:highlight w:val="yellow"/>
+              </w:rPr>
               <w:t>106</w:t>
             </w:r>
           </w:p>
@@ -6847,7 +7159,9 @@
           </w:tcPr>
           <w:p>
             <w:r>
-              <w:rPr/>
+              <w:rPr>
+                <w:highlight w:val="yellow"/>
+              </w:rPr>
               <w:t>76893</w:t>
             </w:r>
           </w:p>
@@ -7018,7 +7332,9 @@
         <w:br/>
       </w:r>
       <w:r>
-        <w:rPr/>
+        <w:rPr>
+          <w:highlight w:val="yellow"/>
+        </w:rPr>
         <w:t>T1415</w:t>
       </w:r>
       <w:r>
@@ -7092,7 +7408,9 @@
         <w:br/>
       </w:r>
       <w:r>
-        <w:rPr/>
+        <w:rPr>
+          <w:highlight w:val="yellow"/>
+        </w:rPr>
         <w:t>T4333</w:t>
       </w:r>
       <w:r>
@@ -7166,7 +7484,9 @@
         <w:br/>
       </w:r>
       <w:r>
-        <w:rPr/>
+        <w:rPr>
+          <w:highlight w:val="yellow"/>
+        </w:rPr>
         <w:t>C5096</w:t>
       </w:r>
       <w:r>
@@ -7240,14 +7560,21 @@
         <w:br/>
       </w:r>
       <w:r>
-        <w:rPr/>
+        <w:rPr>
+          <w:highlight w:val="yellow"/>
+        </w:rPr>
         <w:t>244 215</w:t>
       </w:r>
       <w:r>
+        <w:rPr>
+          <w:highlight w:val="yellow"/>
+        </w:rPr>
         <w:br/>
       </w:r>
       <w:r>
-        <w:rPr/>
+        <w:rPr>
+          <w:highlight w:val="yellow"/>
+        </w:rPr>
         <w:t>216</w:t>
       </w:r>
       <w:r>
@@ -7284,14 +7611,21 @@
         <w:br/>
       </w:r>
       <w:r>
-        <w:rPr/>
+        <w:rPr>
+          <w:highlight w:val="yellow"/>
+        </w:rPr>
         <w:t>202 203</w:t>
       </w:r>
       <w:r>
+        <w:rPr>
+          <w:highlight w:val="yellow"/>
+        </w:rPr>
         <w:br/>
       </w:r>
       <w:r>
-        <w:rPr/>
+        <w:rPr>
+          <w:highlight w:val="yellow"/>
+        </w:rPr>
         <w:t>204</w:t>
       </w:r>
       <w:r>
@@ -7328,14 +7662,21 @@
         <w:br/>
       </w:r>
       <w:r>
-        <w:rPr/>
+        <w:rPr>
+          <w:highlight w:val="yellow"/>
+        </w:rPr>
         <w:t>196 194</w:t>
       </w:r>
       <w:r>
+        <w:rPr>
+          <w:highlight w:val="yellow"/>
+        </w:rPr>
         <w:br/>
       </w:r>
       <w:r>
-        <w:rPr/>
+        <w:rPr>
+          <w:highlight w:val="yellow"/>
+        </w:rPr>
         <w:t>198</w:t>
       </w:r>
       <w:r>
@@ -7428,14 +7769,18 @@
           </w:tcPr>
           <w:p>
             <w:r>
-              <w:rPr/>
+              <w:rPr>
+                <w:highlight w:val="yellow"/>
+              </w:rPr>
               <w:t>184 188</w:t>
             </w:r>
             <w:r>
               <w:br/>
             </w:r>
             <w:r>
-              <w:rPr/>
+              <w:rPr>
+                <w:highlight w:val="yellow"/>
+              </w:rPr>
               <w:t>189</w:t>
             </w:r>
           </w:p>
@@ -7492,14 +7837,18 @@
           </w:tcPr>
           <w:p>
             <w:r>
-              <w:rPr/>
+              <w:rPr>
+                <w:highlight w:val="yellow"/>
+              </w:rPr>
               <w:t>190 191</w:t>
             </w:r>
             <w:r>
               <w:br/>
             </w:r>
             <w:r>
-              <w:rPr/>
+              <w:rPr>
+                <w:highlight w:val="yellow"/>
+              </w:rPr>
               <w:t>192</w:t>
             </w:r>
           </w:p>
@@ -7556,14 +7905,18 @@
           </w:tcPr>
           <w:p>
             <w:r>
-              <w:rPr/>
+              <w:rPr>
+                <w:highlight w:val="yellow"/>
+              </w:rPr>
               <w:t>199 200</w:t>
             </w:r>
             <w:r>
               <w:br/>
             </w:r>
             <w:r>
-              <w:rPr/>
+              <w:rPr>
+                <w:highlight w:val="yellow"/>
+              </w:rPr>
               <w:t>201</w:t>
             </w:r>
           </w:p>
@@ -7620,14 +7973,18 @@
           </w:tcPr>
           <w:p>
             <w:r>
-              <w:rPr/>
+              <w:rPr>
+                <w:highlight w:val="yellow"/>
+              </w:rPr>
               <w:t>184 185</w:t>
             </w:r>
             <w:r>
               <w:br/>
             </w:r>
             <w:r>
-              <w:rPr/>
+              <w:rPr>
+                <w:highlight w:val="yellow"/>
+              </w:rPr>
               <w:t>186</w:t>
             </w:r>
           </w:p>
@@ -7684,14 +8041,18 @@
           </w:tcPr>
           <w:p>
             <w:r>
-              <w:rPr/>
+              <w:rPr>
+                <w:highlight w:val="yellow"/>
+              </w:rPr>
               <w:t>181 182</w:t>
             </w:r>
             <w:r>
               <w:br/>
             </w:r>
             <w:r>
-              <w:rPr/>
+              <w:rPr>
+                <w:highlight w:val="yellow"/>
+              </w:rPr>
               <w:t>183</w:t>
             </w:r>
           </w:p>
@@ -7748,14 +8109,18 @@
           </w:tcPr>
           <w:p>
             <w:r>
-              <w:rPr/>
+              <w:rPr>
+                <w:highlight w:val="yellow"/>
+              </w:rPr>
               <w:t>193 194</w:t>
             </w:r>
             <w:r>
               <w:br/>
             </w:r>
             <w:r>
-              <w:rPr/>
+              <w:rPr>
+                <w:highlight w:val="yellow"/>
+              </w:rPr>
               <w:t>195</w:t>
             </w:r>
           </w:p>
@@ -7941,14 +8306,18 @@
           </w:tcPr>
           <w:p>
             <w:r>
-              <w:rPr/>
+              <w:rPr>
+                <w:highlight w:val="yellow"/>
+              </w:rPr>
               <w:t>208 209</w:t>
             </w:r>
             <w:r>
               <w:br/>
             </w:r>
             <w:r>
-              <w:rPr/>
+              <w:rPr>
+                <w:highlight w:val="yellow"/>
+              </w:rPr>
               <w:t>210</w:t>
             </w:r>
           </w:p>
@@ -8017,14 +8386,18 @@
           </w:tcPr>
           <w:p>
             <w:r>
-              <w:rPr/>
+              <w:rPr>
+                <w:highlight w:val="yellow"/>
+              </w:rPr>
               <w:t>211 212</w:t>
             </w:r>
             <w:r>
               <w:br/>
             </w:r>
             <w:r>
-              <w:rPr/>
+              <w:rPr>
+                <w:highlight w:val="yellow"/>
+              </w:rPr>
               <w:t>213</w:t>
             </w:r>
           </w:p>
@@ -8093,14 +8466,18 @@
           </w:tcPr>
           <w:p>
             <w:r>
-              <w:rPr/>
+              <w:rPr>
+                <w:highlight w:val="yellow"/>
+              </w:rPr>
               <w:t>205 206</w:t>
             </w:r>
             <w:r>
               <w:br/>
             </w:r>
             <w:r>
-              <w:rPr/>
+              <w:rPr>
+                <w:highlight w:val="yellow"/>
+              </w:rPr>
               <w:t>207</w:t>
             </w:r>
           </w:p>
@@ -8218,7 +8595,9 @@
         <w:br/>
       </w:r>
       <w:r>
-        <w:rPr/>
+        <w:rPr>
+          <w:highlight w:val="yellow"/>
+        </w:rPr>
         <w:t>25226</w:t>
       </w:r>
     </w:p>
@@ -8436,7 +8815,9 @@
         <w:br/>
       </w:r>
       <w:r>
-        <w:rPr/>
+        <w:rPr>
+          <w:highlight w:val="yellow"/>
+        </w:rPr>
         <w:t>73553</w:t>
       </w:r>
     </w:p>
@@ -11661,7 +12042,9 @@
           </w:tcPr>
           <w:p>
             <w:r>
-              <w:rPr/>
+              <w:rPr>
+                <w:highlight w:val="yellow"/>
+              </w:rPr>
               <w:t>0314</w:t>
             </w:r>
           </w:p>
@@ -11718,7 +12101,9 @@
           </w:tcPr>
           <w:p>
             <w:r>
-              <w:rPr/>
+              <w:rPr>
+                <w:highlight w:val="yellow"/>
+              </w:rPr>
               <w:t>2154</w:t>
             </w:r>
           </w:p>
@@ -11770,7 +12155,9 @@
           </w:tcPr>
           <w:p>
             <w:r>
-              <w:rPr/>
+              <w:rPr>
+                <w:highlight w:val="yellow"/>
+              </w:rPr>
               <w:t>0291</w:t>
             </w:r>
           </w:p>
@@ -11822,7 +12209,9 @@
           </w:tcPr>
           <w:p>
             <w:r>
-              <w:rPr/>
+              <w:rPr>
+                <w:highlight w:val="yellow"/>
+              </w:rPr>
               <w:t>0270</w:t>
             </w:r>
           </w:p>
@@ -11874,7 +12263,9 @@
           </w:tcPr>
           <w:p>
             <w:r>
-              <w:rPr/>
+              <w:rPr>
+                <w:highlight w:val="yellow"/>
+              </w:rPr>
               <w:t>2116</w:t>
             </w:r>
           </w:p>
@@ -11926,7 +12317,9 @@
           </w:tcPr>
           <w:p>
             <w:r>
-              <w:rPr/>
+              <w:rPr>
+                <w:highlight w:val="yellow"/>
+              </w:rPr>
               <w:t>0109</w:t>
             </w:r>
           </w:p>
@@ -11978,7 +12371,9 @@
           </w:tcPr>
           <w:p>
             <w:r>
-              <w:rPr/>
+              <w:rPr>
+                <w:highlight w:val="yellow"/>
+              </w:rPr>
               <w:t>0206</w:t>
             </w:r>
           </w:p>
@@ -12030,7 +12425,9 @@
           </w:tcPr>
           <w:p>
             <w:r>
-              <w:rPr/>
+              <w:rPr>
+                <w:highlight w:val="yellow"/>
+              </w:rPr>
               <w:t>Г*310</w:t>
             </w:r>
           </w:p>
@@ -12082,7 +12479,9 @@
           </w:tcPr>
           <w:p>
             <w:r>
-              <w:rPr/>
+              <w:rPr>
+                <w:highlight w:val="yellow"/>
+              </w:rPr>
               <w:t>В4Н39</w:t>
             </w:r>
           </w:p>
@@ -12134,7 +12533,9 @@
           </w:tcPr>
           <w:p>
             <w:r>
-              <w:rPr/>
+              <w:rPr>
+                <w:highlight w:val="yellow"/>
+              </w:rPr>
               <w:t>5116</w:t>
             </w:r>
           </w:p>
@@ -12186,7 +12587,9 @@
           </w:tcPr>
           <w:p>
             <w:r>
-              <w:rPr/>
+              <w:rPr>
+                <w:highlight w:val="yellow"/>
+              </w:rPr>
               <w:t>0269</w:t>
             </w:r>
           </w:p>
@@ -12209,6 +12612,11 @@
         <w:tab/>
         <w:t>1</w:t>
         <w:tab/>
+      </w:r>
+      <w:r>
+        <w:rPr>
+          <w:highlight w:val="yellow"/>
+        </w:rPr>
         <w:t>0150</w:t>
       </w:r>
     </w:p>
@@ -12221,6 +12629,11 @@
         <w:tab/>
         <w:t>1</w:t>
         <w:tab/>
+      </w:r>
+      <w:r>
+        <w:rPr>
+          <w:highlight w:val="yellow"/>
+        </w:rPr>
         <w:t>2250</w:t>
       </w:r>
     </w:p>
@@ -12233,13 +12646,23 @@
         <w:tab/>
         <w:t>4</w:t>
         <w:tab/>
+      </w:r>
+      <w:r>
+        <w:rPr>
+          <w:highlight w:val="yellow"/>
+        </w:rPr>
         <w:t>2152 2162</w:t>
       </w:r>
       <w:r>
+        <w:rPr>
+          <w:highlight w:val="yellow"/>
+        </w:rPr>
         <w:br/>
       </w:r>
       <w:r>
-        <w:rPr/>
+        <w:rPr>
+          <w:highlight w:val="yellow"/>
+        </w:rPr>
         <w:t>2182 2122</w:t>
       </w:r>
     </w:p>
@@ -12252,6 +12675,11 @@
         <w:tab/>
         <w:t>1</w:t>
         <w:tab/>
+      </w:r>
+      <w:r>
+        <w:rPr>
+          <w:highlight w:val="yellow"/>
+        </w:rPr>
         <w:t>2030</w:t>
       </w:r>
     </w:p>
@@ -12264,6 +12692,11 @@
         <w:tab/>
         <w:t>1</w:t>
         <w:tab/>
+      </w:r>
+      <w:r>
+        <w:rPr>
+          <w:highlight w:val="yellow"/>
+        </w:rPr>
         <w:t>2646</w:t>
       </w:r>
     </w:p>
@@ -12276,6 +12709,11 @@
         <w:tab/>
         <w:t>1</w:t>
         <w:tab/>
+      </w:r>
+      <w:r>
+        <w:rPr>
+          <w:highlight w:val="yellow"/>
+        </w:rPr>
         <w:t>3283</w:t>
       </w:r>
     </w:p>
@@ -12288,6 +12726,11 @@
         <w:tab/>
         <w:t>1</w:t>
         <w:tab/>
+      </w:r>
+      <w:r>
+        <w:rPr>
+          <w:highlight w:val="yellow"/>
+        </w:rPr>
         <w:t>1840</w:t>
       </w:r>
     </w:p>
@@ -12300,6 +12743,11 @@
         <w:tab/>
         <w:t>1</w:t>
         <w:tab/>
+      </w:r>
+      <w:r>
+        <w:rPr>
+          <w:highlight w:val="yellow"/>
+        </w:rPr>
         <w:t>2449</w:t>
       </w:r>
     </w:p>
@@ -12312,6 +12760,11 @@
         <w:tab/>
         <w:t>1</w:t>
         <w:tab/>
+      </w:r>
+      <w:r>
+        <w:rPr>
+          <w:highlight w:val="yellow"/>
+        </w:rPr>
         <w:t>3413</w:t>
       </w:r>
     </w:p>
@@ -12324,13 +12777,23 @@
         <w:tab/>
         <w:t>2</w:t>
         <w:tab/>
+      </w:r>
+      <w:r>
+        <w:rPr>
+          <w:highlight w:val="yellow"/>
+        </w:rPr>
         <w:t>3813</w:t>
       </w:r>
       <w:r>
+        <w:rPr>
+          <w:highlight w:val="yellow"/>
+        </w:rPr>
         <w:br/>
       </w:r>
       <w:r>
-        <w:rPr/>
+        <w:rPr>
+          <w:highlight w:val="yellow"/>
+        </w:rPr>
         <w:t>4043</w:t>
       </w:r>
     </w:p>
@@ -12363,7 +12826,9 @@
         <w:br/>
       </w:r>
       <w:r>
-        <w:rPr/>
+        <w:rPr>
+          <w:highlight w:val="yellow"/>
+        </w:rPr>
         <w:t>C9246</w:t>
       </w:r>
       <w:r>
@@ -12393,7 +12858,9 @@
         <w:br/>
       </w:r>
       <w:r>
-        <w:rPr/>
+        <w:rPr>
+          <w:highlight w:val="yellow"/>
+        </w:rPr>
         <w:t>2336</w:t>
       </w:r>
       <w:r>
@@ -12423,7 +12890,9 @@
         <w:br/>
       </w:r>
       <w:r>
-        <w:rPr/>
+        <w:rPr>
+          <w:highlight w:val="yellow"/>
+        </w:rPr>
         <w:t>2294</w:t>
       </w:r>
       <w:r>
@@ -12453,7 +12922,9 @@
         <w:br/>
       </w:r>
       <w:r>
-        <w:rPr/>
+        <w:rPr>
+          <w:highlight w:val="yellow"/>
+        </w:rPr>
         <w:t>2444</w:t>
       </w:r>
       <w:r>
@@ -12483,7 +12954,9 @@
         <w:br/>
       </w:r>
       <w:r>
-        <w:rPr/>
+        <w:rPr>
+          <w:highlight w:val="yellow"/>
+        </w:rPr>
         <w:t>2515</w:t>
       </w:r>
       <w:r>
@@ -12513,7 +12986,9 @@
         <w:br/>
       </w:r>
       <w:r>
-        <w:rPr/>
+        <w:rPr>
+          <w:highlight w:val="yellow"/>
+        </w:rPr>
         <w:t>T9983</w:t>
       </w:r>
       <w:r>
@@ -12543,7 +13018,9 @@
         <w:br/>
       </w:r>
       <w:r>
-        <w:rPr/>
+        <w:rPr>
+          <w:highlight w:val="yellow"/>
+        </w:rPr>
         <w:t>P8540</w:t>
       </w:r>
       <w:r>
@@ -12573,14 +13050,21 @@
         <w:br/>
       </w:r>
       <w:r>
-        <w:rPr/>
+        <w:rPr>
+          <w:highlight w:val="yellow"/>
+        </w:rPr>
         <w:t>0230</w:t>
       </w:r>
       <w:r>
+        <w:rPr>
+          <w:highlight w:val="yellow"/>
+        </w:rPr>
         <w:br/>
       </w:r>
       <w:r>
-        <w:rPr/>
+        <w:rPr>
+          <w:highlight w:val="yellow"/>
+        </w:rPr>
         <w:t>0190</w:t>
       </w:r>
       <w:r>
@@ -12645,7 +13129,9 @@
           </w:tcPr>
           <w:p>
             <w:r>
-              <w:rPr/>
+              <w:rPr>
+                <w:highlight w:val="yellow"/>
+              </w:rPr>
               <w:t>0062</w:t>
             </w:r>
           </w:p>
@@ -12691,7 +13177,9 @@
           </w:tcPr>
           <w:p>
             <w:r>
-              <w:rPr/>
+              <w:rPr>
+                <w:highlight w:val="yellow"/>
+              </w:rPr>
               <w:t>2152</w:t>
             </w:r>
           </w:p>
@@ -12737,14 +13225,18 @@
           </w:tcPr>
           <w:p>
             <w:r>
-              <w:rPr/>
+              <w:rPr>
+                <w:highlight w:val="yellow"/>
+              </w:rPr>
               <w:t>4504</w:t>
             </w:r>
             <w:r>
               <w:br/>
             </w:r>
             <w:r>
-              <w:rPr/>
+              <w:rPr>
+                <w:highlight w:val="yellow"/>
+              </w:rPr>
               <w:t>4502</w:t>
             </w:r>
           </w:p>
@@ -12790,7 +13282,9 @@
           </w:tcPr>
           <w:p>
             <w:r>
-              <w:rPr/>
+              <w:rPr>
+                <w:highlight w:val="yellow"/>
+              </w:rPr>
               <w:t>4426</w:t>
             </w:r>
           </w:p>
@@ -12836,14 +13330,18 @@
           </w:tcPr>
           <w:p>
             <w:r>
-              <w:rPr/>
+              <w:rPr>
+                <w:highlight w:val="yellow"/>
+              </w:rPr>
               <w:t>75643</w:t>
             </w:r>
             <w:r>
               <w:br/>
             </w:r>
             <w:r>
-              <w:rPr/>
+              <w:rPr>
+                <w:highlight w:val="yellow"/>
+              </w:rPr>
               <w:t>Г6600</w:t>
             </w:r>
           </w:p>
@@ -12889,7 +13387,9 @@
           </w:tcPr>
           <w:p>
             <w:r>
-              <w:rPr/>
+              <w:rPr>
+                <w:highlight w:val="yellow"/>
+              </w:rPr>
               <w:t>2148</w:t>
             </w:r>
           </w:p>
@@ -13087,7 +13587,9 @@
           </w:tcPr>
           <w:p>
             <w:r>
-              <w:rPr/>
+              <w:rPr>
+                <w:highlight w:val="yellow"/>
+              </w:rPr>
               <w:t>2351</w:t>
             </w:r>
           </w:p>
@@ -13139,7 +13641,9 @@
           </w:tcPr>
           <w:p>
             <w:r>
-              <w:rPr/>
+              <w:rPr>
+                <w:highlight w:val="yellow"/>
+              </w:rPr>
               <w:t>C3816</w:t>
             </w:r>
           </w:p>
@@ -13191,14 +13695,18 @@
           </w:tcPr>
           <w:p>
             <w:r>
-              <w:rPr/>
+              <w:rPr>
+                <w:highlight w:val="yellow"/>
+              </w:rPr>
               <w:t>1888</w:t>
             </w:r>
             <w:r>
               <w:br/>
             </w:r>
             <w:r>
-              <w:rPr/>
+              <w:rPr>
+                <w:highlight w:val="yellow"/>
+              </w:rPr>
               <w:t>1844</w:t>
             </w:r>
           </w:p>
@@ -13255,14 +13763,18 @@
           </w:tcPr>
           <w:p>
             <w:r>
-              <w:rPr/>
+              <w:rPr>
+                <w:highlight w:val="yellow"/>
+              </w:rPr>
               <w:t>0298</w:t>
             </w:r>
             <w:r>
               <w:br/>
             </w:r>
             <w:r>
-              <w:rPr/>
+              <w:rPr>
+                <w:highlight w:val="yellow"/>
+              </w:rPr>
               <w:t>2049</w:t>
             </w:r>
           </w:p>
@@ -13314,14 +13826,18 @@
           </w:tcPr>
           <w:p>
             <w:r>
-              <w:rPr/>
+              <w:rPr>
+                <w:highlight w:val="yellow"/>
+              </w:rPr>
               <w:t>2441</w:t>
             </w:r>
             <w:r>
               <w:br/>
             </w:r>
             <w:r>
-              <w:rPr/>
+              <w:rPr>
+                <w:highlight w:val="yellow"/>
+              </w:rPr>
               <w:t>2661</w:t>
             </w:r>
           </w:p>
@@ -13373,14 +13889,18 @@
           </w:tcPr>
           <w:p>
             <w:r>
-              <w:rPr/>
+              <w:rPr>
+                <w:highlight w:val="yellow"/>
+              </w:rPr>
               <w:t>1548</w:t>
             </w:r>
             <w:r>
               <w:br/>
             </w:r>
             <w:r>
-              <w:rPr/>
+              <w:rPr>
+                <w:highlight w:val="yellow"/>
+              </w:rPr>
               <w:t>1538</w:t>
             </w:r>
           </w:p>
@@ -13422,14 +13942,21 @@
         <w:br/>
       </w:r>
       <w:r>
-        <w:rPr/>
+        <w:rPr>
+          <w:highlight w:val="yellow"/>
+        </w:rPr>
         <w:t>2643</w:t>
       </w:r>
       <w:r>
+        <w:rPr>
+          <w:highlight w:val="yellow"/>
+        </w:rPr>
         <w:br/>
       </w:r>
       <w:r>
-        <w:rPr/>
+        <w:rPr>
+          <w:highlight w:val="yellow"/>
+        </w:rPr>
         <w:t>8950</w:t>
       </w:r>
     </w:p>
@@ -13456,7 +13983,9 @@
         <w:br/>
       </w:r>
       <w:r>
-        <w:rPr/>
+        <w:rPr>
+          <w:highlight w:val="yellow"/>
+        </w:rPr>
         <w:t>5849</w:t>
       </w:r>
       <w:r>
@@ -13497,7 +14026,9 @@
         <w:br/>
       </w:r>
       <w:r>
-        <w:rPr/>
+        <w:rPr>
+          <w:highlight w:val="yellow"/>
+        </w:rPr>
         <w:t>0300</w:t>
       </w:r>
     </w:p>
@@ -13524,7 +14055,9 @@
         <w:br/>
       </w:r>
       <w:r>
-        <w:rPr/>
+        <w:rPr>
+          <w:highlight w:val="yellow"/>
+        </w:rPr>
         <w:t>2162</w:t>
       </w:r>
     </w:p>
@@ -13551,7 +14084,9 @@
         <w:br/>
       </w:r>
       <w:r>
-        <w:rPr/>
+        <w:rPr>
+          <w:highlight w:val="yellow"/>
+        </w:rPr>
         <w:t>3824</w:t>
       </w:r>
       <w:r>
@@ -13592,7 +14127,9 @@
         <w:br/>
       </w:r>
       <w:r>
-        <w:rPr/>
+        <w:rPr>
+          <w:highlight w:val="yellow"/>
+        </w:rPr>
         <w:t>C4536</w:t>
       </w:r>
     </w:p>
@@ -13665,6 +14202,7 @@
             <w:r>
               <w:rPr>
                 <w:b/>
+                <w:highlight w:val="yellow"/>
               </w:rPr>
               <w:t>0284</w:t>
             </w:r>
@@ -13711,7 +14249,9 @@
           </w:tcPr>
           <w:p>
             <w:r>
-              <w:rPr/>
+              <w:rPr>
+                <w:highlight w:val="yellow"/>
+              </w:rPr>
               <w:t>1028</w:t>
             </w:r>
           </w:p>
@@ -13757,7 +14297,9 @@
           </w:tcPr>
           <w:p>
             <w:r>
-              <w:rPr/>
+              <w:rPr>
+                <w:highlight w:val="yellow"/>
+              </w:rPr>
               <w:t>49812</w:t>
             </w:r>
           </w:p>
@@ -13803,7 +14345,9 @@
           </w:tcPr>
           <w:p>
             <w:r>
-              <w:rPr/>
+              <w:rPr>
+                <w:highlight w:val="yellow"/>
+              </w:rPr>
               <w:t>T3833</w:t>
             </w:r>
           </w:p>
@@ -13895,7 +14439,9 @@
           </w:tcPr>
           <w:p>
             <w:r>
-              <w:rPr/>
+              <w:rPr>
+                <w:highlight w:val="yellow"/>
+              </w:rPr>
               <w:t>C5586</w:t>
             </w:r>
           </w:p>
@@ -13987,7 +14533,9 @@
           </w:tcPr>
           <w:p>
             <w:r>
-              <w:rPr/>
+              <w:rPr>
+                <w:highlight w:val="yellow"/>
+              </w:rPr>
               <w:t>K300446</w:t>
             </w:r>
           </w:p>
@@ -14033,7 +14581,9 @@
           </w:tcPr>
           <w:p>
             <w:r>
-              <w:rPr/>
+              <w:rPr>
+                <w:highlight w:val="yellow"/>
+              </w:rPr>
               <w:t>T3023</w:t>
             </w:r>
           </w:p>
@@ -14111,6 +14661,7 @@
             <w:r>
               <w:rPr>
                 <w:b/>
+                <w:highlight w:val="yellow"/>
               </w:rPr>
               <w:t>C5446</w:t>
             </w:r>
@@ -14170,7 +14721,9 @@
           </w:tcPr>
           <w:p>
             <w:r>
-              <w:rPr/>
+              <w:rPr>
+                <w:highlight w:val="yellow"/>
+              </w:rPr>
               <w:t>C1442</w:t>
             </w:r>
           </w:p>
@@ -14222,7 +14775,9 @@
           </w:tcPr>
           <w:p>
             <w:r>
-              <w:rPr/>
+              <w:rPr>
+                <w:highlight w:val="yellow"/>
+              </w:rPr>
               <w:t>C5936</w:t>
             </w:r>
           </w:p>
@@ -14274,7 +14829,9 @@
           </w:tcPr>
           <w:p>
             <w:r>
-              <w:rPr/>
+              <w:rPr>
+                <w:highlight w:val="yellow"/>
+              </w:rPr>
               <w:t>C1452</w:t>
             </w:r>
           </w:p>
@@ -14326,7 +14883,9 @@
           </w:tcPr>
           <w:p>
             <w:r>
-              <w:rPr/>
+              <w:rPr>
+                <w:highlight w:val="yellow"/>
+              </w:rPr>
               <w:t>Г4650</w:t>
             </w:r>
           </w:p>
@@ -14378,7 +14937,9 @@
           </w:tcPr>
           <w:p>
             <w:r>
-              <w:rPr/>
+              <w:rPr>
+                <w:highlight w:val="yellow"/>
+              </w:rPr>
               <w:t>К305808</w:t>
             </w:r>
           </w:p>
@@ -14754,7 +15315,9 @@
           </w:tcPr>
           <w:p>
             <w:r>
-              <w:rPr/>
+              <w:rPr>
+                <w:highlight w:val="yellow"/>
+              </w:rPr>
               <w:t>860</w:t>
             </w:r>
           </w:p>
@@ -14800,7 +15363,9 @@
           </w:tcPr>
           <w:p>
             <w:r>
-              <w:rPr/>
+              <w:rPr>
+                <w:highlight w:val="yellow"/>
+              </w:rPr>
               <w:t>6044</w:t>
             </w:r>
           </w:p>
@@ -14846,7 +15411,9 @@
           </w:tcPr>
           <w:p>
             <w:r>
-              <w:rPr/>
+              <w:rPr>
+                <w:highlight w:val="yellow"/>
+              </w:rPr>
               <w:t>2549</w:t>
             </w:r>
           </w:p>
@@ -14892,14 +15459,18 @@
           </w:tcPr>
           <w:p>
             <w:r>
-              <w:rPr/>
+              <w:rPr>
+                <w:highlight w:val="yellow"/>
+              </w:rPr>
               <w:t>9912154</w:t>
             </w:r>
             <w:r>
               <w:br/>
             </w:r>
             <w:r>
-              <w:rPr/>
+              <w:rPr>
+                <w:highlight w:val="yellow"/>
+              </w:rPr>
               <w:t>9912428</w:t>
             </w:r>
           </w:p>
@@ -14945,7 +15516,9 @@
           </w:tcPr>
           <w:p>
             <w:r>
-              <w:rPr/>
+              <w:rPr>
+                <w:highlight w:val="yellow"/>
+              </w:rPr>
               <w:t>994314</w:t>
             </w:r>
           </w:p>
@@ -14982,7 +15555,9 @@
         <w:br/>
       </w:r>
       <w:r>
-        <w:rPr/>
+        <w:rPr>
+          <w:highlight w:val="yellow"/>
+        </w:rPr>
         <w:t>2693</w:t>
       </w:r>
       <w:r>
@@ -15024,7 +15599,9 @@
         <w:br/>
       </w:r>
       <w:r>
-        <w:rPr/>
+        <w:rPr>
+          <w:highlight w:val="yellow"/>
+        </w:rPr>
         <w:t>2424</w:t>
       </w:r>
     </w:p>
@@ -15365,20 +15942,55 @@
     <w:p>
       <w:r>
         <w:rPr/>
-        <w:t>На момент выпуска счетчик времени показывает 872</w:t>
-      </w:r>
-      <w:r>
+        <w:t xml:space="preserve">На момент выпуска счетчик времени показывает </w:t>
+      </w:r>
+      <w:r>
+        <w:rPr>
+          <w:highlight w:val="yellow"/>
+        </w:rPr>
+        <w:t>872</w:t>
+      </w:r>
+      <w:r>
+        <w:rPr>
+          <w:highlight w:val="yellow"/>
+        </w:rPr>
         <w:br/>
       </w:r>
       <w:r>
-        <w:rPr/>
-        <w:t>(восемьсот семьдесят два) часов.</w:t>
+        <w:rPr>
+          <w:highlight w:val="yellow"/>
+        </w:rPr>
+        <w:t>(восемьсот семьдесят два)</w:t>
+      </w:r>
+      <w:r>
+        <w:rPr/>
+        <w:t xml:space="preserve"> часов.</w:t>
       </w:r>
     </w:p>
     <w:p>
       <w:r>
         <w:rPr/>
-        <w:t>Контролер ОТК _[неразборчиво]_ Пискунов Д.В. 09 ОКТЯБРЯ 2004 г.</w:t>
+        <w:t xml:space="preserve">Контролер ОТК </w:t>
+      </w:r>
+      <w:r>
+        <w:rPr>
+          <w:highlight w:val="yellow"/>
+        </w:rPr>
+        <w:t>_[неразборчиво]_ Пискунов Д.В. 09</w:t>
+      </w:r>
+      <w:r>
+        <w:rPr/>
+        <w:t xml:space="preserve"> ОКТЯБРЯ </w:t>
+      </w:r>
+      <w:r>
+        <w:rPr>
+          <w:highlight w:val="yellow"/>
+        </w:rPr>
+        <w:t>2004</w:t>
+      </w:r>
+      <w:r>
+        <w:rPr/>
+        <w:t xml:space="preserve"> г.</w:t>
       </w:r>
     </w:p>
     <w:p>
@@ -15390,20 +16002,55 @@
     <w:p>
       <w:r>
         <w:rPr/>
-        <w:t>На момент выпуска счетчик времени показывает 41</w:t>
-      </w:r>
-      <w:r>
+        <w:t xml:space="preserve">На момент выпуска счетчик времени показывает </w:t>
+      </w:r>
+      <w:r>
+        <w:rPr>
+          <w:highlight w:val="yellow"/>
+        </w:rPr>
+        <w:t>41</w:t>
+      </w:r>
+      <w:r>
+        <w:rPr>
+          <w:highlight w:val="yellow"/>
+        </w:rPr>
         <w:br/>
       </w:r>
       <w:r>
-        <w:rPr/>
-        <w:t>(Сорок один) часов.</w:t>
+        <w:rPr>
+          <w:highlight w:val="yellow"/>
+        </w:rPr>
+        <w:t>(Сорок один)</w:t>
+      </w:r>
+      <w:r>
+        <w:rPr/>
+        <w:t xml:space="preserve"> часов.</w:t>
       </w:r>
     </w:p>
     <w:p>
       <w:r>
         <w:rPr/>
-        <w:t>Контролер ОТК _[неразборчиво]_ Пискунов Д.В. 09 ОКТЯБРЯ 2004 г.</w:t>
+        <w:t xml:space="preserve">Контролер ОТК </w:t>
+      </w:r>
+      <w:r>
+        <w:rPr>
+          <w:highlight w:val="yellow"/>
+        </w:rPr>
+        <w:t>_[неразборчиво]_ Пискунов Д.В. 09</w:t>
+      </w:r>
+      <w:r>
+        <w:rPr/>
+        <w:t xml:space="preserve"> ОКТЯБРЯ </w:t>
+      </w:r>
+      <w:r>
+        <w:rPr>
+          <w:highlight w:val="yellow"/>
+        </w:rPr>
+        <w:t>2004</w:t>
+      </w:r>
+      <w:r>
+        <w:rPr/>
+        <w:t xml:space="preserve"> г.</w:t>
       </w:r>
     </w:p>
     <w:p>
@@ -15418,7 +16065,13 @@
     <w:p>
       <w:r>
         <w:rPr/>
-        <w:t>На момент выпуска счетчик циклов показывает 023902 x 10</w:t>
+        <w:t xml:space="preserve">На момент выпуска счетчик циклов показывает </w:t>
+      </w:r>
+      <w:r>
+        <w:rPr>
+          <w:highlight w:val="yellow"/>
+        </w:rPr>
+        <w:t>023902 x 10</w:t>
       </w:r>
       <w:r>
         <w:br/>
@@ -15426,7 +16079,9 @@
     </w:p>
     <w:p>
       <w:r>
-        <w:rPr/>
+        <w:rPr>
+          <w:highlight w:val="yellow"/>
+        </w:rPr>
         <w:t>(Двести тридцать девять тысяч двадцать) циклов.</w:t>
       </w:r>
     </w:p>
@@ -15442,7 +16097,13 @@
     <w:p>
       <w:r>
         <w:rPr/>
-        <w:t>На момент выпуска счетчик циклов показывает 056115 x 10</w:t>
+        <w:t xml:space="preserve">На момент выпуска счетчик циклов показывает </w:t>
+      </w:r>
+      <w:r>
+        <w:rPr>
+          <w:highlight w:val="yellow"/>
+        </w:rPr>
+        <w:t>056115 x 10</w:t>
       </w:r>
       <w:r>
         <w:br/>
@@ -15450,14 +16111,36 @@
     </w:p>
     <w:p>
       <w:r>
-        <w:rPr/>
+        <w:rPr>
+          <w:highlight w:val="yellow"/>
+        </w:rPr>
         <w:t>(Пятьсот шестьдесят одна тысяча сто пятьдесят) циклов.</w:t>
       </w:r>
     </w:p>
     <w:p>
       <w:r>
         <w:rPr/>
-        <w:t>Контролер ОТК [неразборчиво] Пискунов Р.В. 03. ОКТЯБРЯ 1 2004 г.</w:t>
+        <w:t xml:space="preserve">Контролер ОТК </w:t>
+      </w:r>
+      <w:r>
+        <w:rPr>
+          <w:highlight w:val="yellow"/>
+        </w:rPr>
+        <w:t>[неразборчиво] Пискунов Р.В. 03.</w:t>
+      </w:r>
+      <w:r>
+        <w:rPr/>
+        <w:t xml:space="preserve"> ОКТЯБРЯ 1 </w:t>
+      </w:r>
+      <w:r>
+        <w:rPr>
+          <w:highlight w:val="yellow"/>
+        </w:rPr>
+        <w:t>2004</w:t>
+      </w:r>
+      <w:r>
+        <w:rPr/>
+        <w:t xml:space="preserve"> г.</w:t>
       </w:r>
     </w:p>
     <w:p>
@@ -15593,7 +16276,9 @@
           </w:tcPr>
           <w:p>
             <w:r>
-              <w:rPr/>
+              <w:rPr>
+                <w:highlight w:val="yellow"/>
+              </w:rPr>
               <w:t>09.10.04</w:t>
             </w:r>
           </w:p>
@@ -15665,7 +16350,9 @@
           </w:tcPr>
           <w:p>
             <w:r>
-              <w:rPr/>
+              <w:rPr>
+                <w:highlight w:val="yellow"/>
+              </w:rPr>
               <w:t>09.10.04</w:t>
             </w:r>
           </w:p>
@@ -15713,7 +16400,13 @@
     <w:p>
       <w:r>
         <w:rPr/>
-        <w:t>Агрегатированная испытательная система TAKT51-01.08М заводской № 40468</w:t>
+        <w:t xml:space="preserve">Агрегатированная испытательная система TAKT51-01.08М заводской № </w:t>
+      </w:r>
+      <w:r>
+        <w:rPr>
+          <w:highlight w:val="yellow"/>
+        </w:rPr>
+        <w:t>40468</w:t>
       </w:r>
     </w:p>
     <w:p>
@@ -15725,13 +16418,53 @@
     <w:p>
       <w:r>
         <w:rPr/>
-        <w:t>Агрегатированная испытательная система опломбирована ОТК и представителем заказчика пломбами с оттисками клеем «OTK» , «510».</w:t>
+        <w:t>Агрегатированная испытательная система опломбирована ОТК и представителем заказчика пломбами с оттисками клеем «</w:t>
+      </w:r>
+      <w:r>
+        <w:rPr>
+          <w:highlight w:val="yellow"/>
+        </w:rPr>
+        <w:t>OTK</w:t>
+      </w:r>
+      <w:r>
+        <w:rPr/>
+        <w:t>» , «</w:t>
+      </w:r>
+      <w:r>
+        <w:rPr>
+          <w:highlight w:val="yellow"/>
+        </w:rPr>
+        <w:t>510</w:t>
+      </w:r>
+      <w:r>
+        <w:rPr/>
+        <w:t>».</w:t>
       </w:r>
     </w:p>
     <w:p>
       <w:r>
         <w:rPr/>
-        <w:t>Тары ТАКТ51-01.08М-Ш1/6, ТАКТ51-01.08М-Ш2/6, ТАКТ51-01.08М-Ш3/6, ТАКТ51-01.08М-Ш4/6, ТАКТ51-01.08М-Ш5/6, ТАКТ51-01.08М-Ш6/6 опломбированы ОТК и представителем заказчика пломбами с оттисками клеем «OTK» , «510».</w:t>
+        <w:t>Тары ТАКТ51-01.08М-Ш1/6, ТАКТ51-01.08М-Ш2/6, ТАКТ51-01.08М-Ш3/6, ТАКТ51-01.08М-Ш4/6, ТАКТ51-01.08М-Ш5/6, ТАКТ51-01.08М-Ш6/6 опломбированы ОТК и представителем заказчика пломбами с оттисками клеем «</w:t>
+      </w:r>
+      <w:r>
+        <w:rPr>
+          <w:highlight w:val="yellow"/>
+        </w:rPr>
+        <w:t>OTK</w:t>
+      </w:r>
+      <w:r>
+        <w:rPr/>
+        <w:t>» , «</w:t>
+      </w:r>
+      <w:r>
+        <w:rPr>
+          <w:highlight w:val="yellow"/>
+        </w:rPr>
+        <w:t>510</w:t>
+      </w:r>
+      <w:r>
+        <w:rPr/>
+        <w:t>».</w:t>
       </w:r>
     </w:p>
     <w:p>
@@ -15743,13 +16476,35 @@
     <w:p>
       <w:r>
         <w:rPr/>
-        <w:t>Дата упаковывания «09» СЕНТЯБРЯ 2004г.</w:t>
+        <w:t>Дата упаковывания «</w:t>
+      </w:r>
+      <w:r>
+        <w:rPr>
+          <w:highlight w:val="yellow"/>
+        </w:rPr>
+        <w:t>09</w:t>
+      </w:r>
+      <w:r>
+        <w:rPr/>
+        <w:t xml:space="preserve">» СЕНТЯБРЯ </w:t>
+      </w:r>
+      <w:r>
+        <w:rPr>
+          <w:highlight w:val="yellow"/>
+        </w:rPr>
+        <w:t>2004г.</w:t>
       </w:r>
     </w:p>
     <w:p>
       <w:r>
         <w:rPr/>
-        <w:t>Упаковывание произвел [неразборчиво] Черемисинов А.Ф.</w:t>
+        <w:t xml:space="preserve">Упаковывание произвел </w:t>
+      </w:r>
+      <w:r>
+        <w:rPr>
+          <w:highlight w:val="yellow"/>
+        </w:rPr>
+        <w:t>[неразборчиво] Черемисинов А.Ф.</w:t>
       </w:r>
     </w:p>
     <w:p>
@@ -15788,7 +16543,13 @@
     <w:p>
       <w:r>
         <w:rPr/>
-        <w:t>Агрегатированная испытательная система ТАКТ51-01.08М заводской № 50468</w:t>
+        <w:t xml:space="preserve">Агрегатированная испытательная система ТАКТ51-01.08М заводской № </w:t>
+      </w:r>
+      <w:r>
+        <w:rPr>
+          <w:highlight w:val="yellow"/>
+        </w:rPr>
+        <w:t>50468</w:t>
       </w:r>
       <w:r>
         <w:br/>
@@ -15837,7 +16598,27 @@
     <w:p>
       <w:r>
         <w:rPr/>
-        <w:t>Дата изготовления «09» ОКТЯБРЯ 2004 г.</w:t>
+        <w:t>Дата изготовления «</w:t>
+      </w:r>
+      <w:r>
+        <w:rPr>
+          <w:highlight w:val="yellow"/>
+        </w:rPr>
+        <w:t>09</w:t>
+      </w:r>
+      <w:r>
+        <w:rPr/>
+        <w:t xml:space="preserve">» ОКТЯБРЯ </w:t>
+      </w:r>
+      <w:r>
+        <w:rPr>
+          <w:highlight w:val="yellow"/>
+        </w:rPr>
+        <w:t>2004</w:t>
+      </w:r>
+      <w:r>
+        <w:rPr/>
+        <w:t xml:space="preserve"> г.</w:t>
       </w:r>
     </w:p>
     <w:p>
@@ -15848,7 +16629,9 @@
     </w:p>
     <w:p>
       <w:r>
-        <w:rPr/>
+        <w:rPr>
+          <w:highlight w:val="yellow"/>
+        </w:rPr>
         <w:t>09.10.04</w:t>
       </w:r>
     </w:p>
